--- a/questions/모의고사6번 (30문제).docx
+++ b/questions/모의고사6번 (30문제).docx
@@ -247,15 +247,7 @@
     </w:p>
     <w:p>
       <w:r>
-        <w:t>A. 1</w:t>
-        <w:br/>
-        <w:t>Azure 이벤트 허브는 빅데이터 스트리밍 플랫폼 및 이벤트 수집 서비스입니다.</w:t>
-        <w:br/>
-        <w:t>초당 수백만 개의 이벤트를 수신하고 처리할 수 있습니다. 이벤트 허브로 전송된 데이터는 모든 실시간 분석 공급자 또는 배치/스토리지 어댑터를 사용하여 변환 및 저장할 수 있습니다.</w:t>
-        <w:br/>
-        <w:t>Azure 이벤트 허브를 사용하여 실시간으로 스트림을 수집, 버퍼링, 저장 및 처리하여 실행 가능한 통찰력을 얻을 수 있습니다. 이벤트 허브는 분할된 소비자 모델을 사용하여 여러 응용 프로그램이 동시에 스트림을 처리할 수 있으며 사용자가 처리 속도를 제어할 수 있습니다.</w:t>
-        <w:br/>
-        <w:t>Azure 이벤트 허브를 사용하여 Azure Blob 스토리지 또는 Azure Data Lake 스토리지에서 데이터를 거의 실시간으로 캡처하여 장기 보존 또는 마이크로 일괄 처리를 수행할 수 있습니다.</w:t>
+        <w:t>A. 4</w:t>
         <w:br/>
         <w:t>19</w:t>
       </w:r>
@@ -637,7 +629,7 @@
     </w:p>
     <w:p>
       <w:r>
-        <w:t>A. 예=예-예</w:t>
+        <w:t>A. 예-예-아니오</w:t>
         <w:br/>
         <w:t>86</w:t>
       </w:r>
